--- a/docs/hub/estate/Quality/Academic Regulations/1052-53/Progression and Award Regulations.docx
+++ b/docs/hub/estate/Quality/Academic Regulations/1052-53/Progression and Award Regulations.docx
@@ -53,7 +53,7 @@
     <w:p>
       <w:r>
         <w:rPr/>
-        <w:t>D2.1 The Diploma of Higher Education shall be awarded to a student who has passed, or been compensated in, 240 credits across levels one and two of a two-year programme. The Diploma is not classified.</w:t>
+        <w:t>D2.1 The Diploma of Higher Education shall be awarded as an exit award to a student who leaves a Bachelor's programme having passed, or been compensated in, 240 credits across levels one and two. The Diploma is not classified and does not confer eligibility for professional registration.</w:t>
       </w:r>
     </w:p>
     <w:p>
